--- a/docs/docx/01_기획명세서/spec_event.docx
+++ b/docs/docx/01_기획명세서/spec_event.docx
@@ -3874,6 +3874,1649 @@
       </w:r>
       <w:r>
         <w:t xml:space="preserve">— SNS 공유용 Public GET 엔드포인트는 인증 없이 접근 가능하되, Rate Limiting(100req/분)을 적용한다.</w:t>
+      </w:r>
+    </w:p>
+    <w:p>
+      <w:r>
+        <w:pict>
+          <v:rect style="width:0;height:1.5pt" o:hralign="center" o:hrstd="t" o:hr="t"/>
+        </w:pict>
+      </w:r>
+    </w:p>
+    <w:p>
+      <w:pPr>
+        <w:pStyle w:val="Heading2"/>
+      </w:pPr>
+      <w:bookmarkStart w:id="26" w:name="정상작동-시나리오"/>
+      <w:r>
+        <w:t xml:space="preserve">3. 정상작동 시나리오</w:t>
+      </w:r>
+      <w:bookmarkEnd w:id="26"/>
+    </w:p>
+    <w:p>
+      <w:pPr>
+        <w:pStyle w:val="Heading3"/>
+      </w:pPr>
+      <w:bookmarkStart w:id="27" w:name="시나리오-1-이벤트-생성-참여-확인"/>
+      <w:r>
+        <w:t xml:space="preserve">시나리오 1: 이벤트 생성 → 참여 확인</w:t>
+      </w:r>
+      <w:bookmarkEnd w:id="27"/>
+    </w:p>
+    <w:tbl>
+      <w:tblPr>
+        <w:tblStyle w:val="Table"/>
+        <w:jc w:val="center"/>
+        <w:tblLook w:firstRow="1"/>
+        <w:tblW w:w="5000" w:type="pct"/>
+      </w:tblPr>
+      <w:tblGrid/>
+      <w:tr>
+        <w:trPr>
+          <w:cnfStyle w:firstRow="1"/>
+          <w:tblHeader/>
+        </w:trPr>
+        <w:tc>
+          <w:tcPr>
+            <w:tcBorders>
+              <w:bottom w:val="single"/>
+            </w:tcBorders>
+            <w:vAlign w:val="bottom"/>
+            <w:tcBorders>
+              <w:top w:val="single" w:sz="6" w:space="0" w:color="2E75B6"/>
+              <w:bottom w:val="single" w:sz="6" w:space="0" w:color="2E75B6"/>
+              <w:left w:val="single" w:sz="4" w:space="0" w:color="BFBFBF"/>
+              <w:right w:val="single" w:sz="4" w:space="0" w:color="BFBFBF"/>
+            </w:tcBorders>
+            <w:shd w:fill="2E75B6" w:val="clear"/>
+            <w:tcMar>
+              <w:top w:w="50" w:type="dxa"/>
+              <w:bottom w:w="50" w:type="dxa"/>
+              <w:left w:w="100" w:type="dxa"/>
+              <w:right w:w="100" w:type="dxa"/>
+            </w:tcMar>
+          </w:tcPr>
+          <w:p>
+            <w:pPr>
+              <w:pStyle w:val="Compact"/>
+              <w:spacing w:before="20" w:after="20" w:line="280" w:lineRule="exact"/>
+              <w:jc w:val="left"/>
+            </w:pPr>
+            <w:r>
+              <w:rPr>
+                <w:rFonts w:ascii="Arial" w:hAnsi="Arial" w:eastAsia="맑은 고딕"/>
+                <w:b/>
+                <w:color w:val="FFFFFF"/>
+                <w:sz w:val="18"/>
+              </w:rPr>
+              <w:t xml:space="preserve">단계</w:t>
+            </w:r>
+          </w:p>
+        </w:tc>
+        <w:tc>
+          <w:tcPr>
+            <w:tcBorders>
+              <w:bottom w:val="single"/>
+            </w:tcBorders>
+            <w:vAlign w:val="bottom"/>
+            <w:tcBorders>
+              <w:top w:val="single" w:sz="6" w:space="0" w:color="2E75B6"/>
+              <w:bottom w:val="single" w:sz="6" w:space="0" w:color="2E75B6"/>
+              <w:left w:val="single" w:sz="4" w:space="0" w:color="BFBFBF"/>
+              <w:right w:val="single" w:sz="4" w:space="0" w:color="BFBFBF"/>
+            </w:tcBorders>
+            <w:shd w:fill="2E75B6" w:val="clear"/>
+            <w:tcMar>
+              <w:top w:w="50" w:type="dxa"/>
+              <w:bottom w:w="50" w:type="dxa"/>
+              <w:left w:w="100" w:type="dxa"/>
+              <w:right w:w="100" w:type="dxa"/>
+            </w:tcMar>
+          </w:tcPr>
+          <w:p>
+            <w:pPr>
+              <w:pStyle w:val="Compact"/>
+              <w:spacing w:before="20" w:after="20" w:line="280" w:lineRule="exact"/>
+              <w:jc w:val="left"/>
+            </w:pPr>
+            <w:r>
+              <w:rPr>
+                <w:rFonts w:ascii="Arial" w:hAnsi="Arial" w:eastAsia="맑은 고딕"/>
+                <w:b/>
+                <w:color w:val="FFFFFF"/>
+                <w:sz w:val="18"/>
+              </w:rPr>
+              <w:t xml:space="preserve">사용자 행동</w:t>
+            </w:r>
+          </w:p>
+        </w:tc>
+        <w:tc>
+          <w:tcPr>
+            <w:tcBorders>
+              <w:bottom w:val="single"/>
+            </w:tcBorders>
+            <w:vAlign w:val="bottom"/>
+            <w:tcBorders>
+              <w:top w:val="single" w:sz="6" w:space="0" w:color="2E75B6"/>
+              <w:bottom w:val="single" w:sz="6" w:space="0" w:color="2E75B6"/>
+              <w:left w:val="single" w:sz="4" w:space="0" w:color="BFBFBF"/>
+              <w:right w:val="single" w:sz="4" w:space="0" w:color="BFBFBF"/>
+            </w:tcBorders>
+            <w:shd w:fill="2E75B6" w:val="clear"/>
+            <w:tcMar>
+              <w:top w:w="50" w:type="dxa"/>
+              <w:bottom w:w="50" w:type="dxa"/>
+              <w:left w:w="100" w:type="dxa"/>
+              <w:right w:w="100" w:type="dxa"/>
+            </w:tcMar>
+          </w:tcPr>
+          <w:p>
+            <w:pPr>
+              <w:pStyle w:val="Compact"/>
+              <w:spacing w:before="20" w:after="20" w:line="280" w:lineRule="exact"/>
+              <w:jc w:val="left"/>
+            </w:pPr>
+            <w:r>
+              <w:rPr>
+                <w:rFonts w:ascii="Arial" w:hAnsi="Arial" w:eastAsia="맑은 고딕"/>
+                <w:b/>
+                <w:color w:val="FFFFFF"/>
+                <w:sz w:val="18"/>
+              </w:rPr>
+              <w:t xml:space="preserve">시스템 응답</w:t>
+            </w:r>
+          </w:p>
+        </w:tc>
+        <w:tc>
+          <w:tcPr>
+            <w:tcBorders>
+              <w:bottom w:val="single"/>
+            </w:tcBorders>
+            <w:vAlign w:val="bottom"/>
+            <w:tcBorders>
+              <w:top w:val="single" w:sz="6" w:space="0" w:color="2E75B6"/>
+              <w:bottom w:val="single" w:sz="6" w:space="0" w:color="2E75B6"/>
+              <w:left w:val="single" w:sz="4" w:space="0" w:color="BFBFBF"/>
+              <w:right w:val="single" w:sz="4" w:space="0" w:color="BFBFBF"/>
+            </w:tcBorders>
+            <w:shd w:fill="2E75B6" w:val="clear"/>
+            <w:tcMar>
+              <w:top w:w="50" w:type="dxa"/>
+              <w:bottom w:w="50" w:type="dxa"/>
+              <w:left w:w="100" w:type="dxa"/>
+              <w:right w:w="100" w:type="dxa"/>
+            </w:tcMar>
+          </w:tcPr>
+          <w:p>
+            <w:pPr>
+              <w:pStyle w:val="Compact"/>
+              <w:spacing w:before="20" w:after="20" w:line="280" w:lineRule="exact"/>
+              <w:jc w:val="left"/>
+            </w:pPr>
+            <w:r>
+              <w:rPr>
+                <w:rFonts w:ascii="Arial" w:hAnsi="Arial" w:eastAsia="맑은 고딕"/>
+                <w:b/>
+                <w:color w:val="FFFFFF"/>
+                <w:sz w:val="18"/>
+              </w:rPr>
+              <w:t xml:space="preserve">검증 포인트</w:t>
+            </w:r>
+          </w:p>
+        </w:tc>
+      </w:tr>
+      <w:tr>
+        <w:trPr/>
+        <w:tc>
+          <w:tcPr>
+            <w:tcBorders>
+              <w:top w:val="single" w:sz="4" w:space="0" w:color="BFBFBF"/>
+              <w:bottom w:val="single" w:sz="4" w:space="0" w:color="BFBFBF"/>
+              <w:left w:val="single" w:sz="4" w:space="0" w:color="BFBFBF"/>
+              <w:right w:val="single" w:sz="4" w:space="0" w:color="BFBFBF"/>
+            </w:tcBorders>
+            <w:tcMar>
+              <w:top w:w="50" w:type="dxa"/>
+              <w:bottom w:w="50" w:type="dxa"/>
+              <w:left w:w="100" w:type="dxa"/>
+              <w:right w:w="100" w:type="dxa"/>
+            </w:tcMar>
+          </w:tcPr>
+          <w:p>
+            <w:pPr>
+              <w:pStyle w:val="Compact"/>
+              <w:spacing w:before="20" w:after="20" w:line="280" w:lineRule="exact"/>
+              <w:jc w:val="left"/>
+            </w:pPr>
+            <w:r>
+              <w:rPr>
+                <w:rFonts w:ascii="Arial" w:hAnsi="Arial" w:eastAsia="맑은 고딕"/>
+                <w:color w:val="333333"/>
+                <w:sz w:val="18"/>
+              </w:rPr>
+              <w:t xml:space="preserve">1</w:t>
+            </w:r>
+          </w:p>
+        </w:tc>
+        <w:tc>
+          <w:tcPr>
+            <w:tcBorders>
+              <w:top w:val="single" w:sz="4" w:space="0" w:color="BFBFBF"/>
+              <w:bottom w:val="single" w:sz="4" w:space="0" w:color="BFBFBF"/>
+              <w:left w:val="single" w:sz="4" w:space="0" w:color="BFBFBF"/>
+              <w:right w:val="single" w:sz="4" w:space="0" w:color="BFBFBF"/>
+            </w:tcBorders>
+            <w:tcMar>
+              <w:top w:w="50" w:type="dxa"/>
+              <w:bottom w:w="50" w:type="dxa"/>
+              <w:left w:w="100" w:type="dxa"/>
+              <w:right w:w="100" w:type="dxa"/>
+            </w:tcMar>
+          </w:tcPr>
+          <w:p>
+            <w:pPr>
+              <w:pStyle w:val="Compact"/>
+              <w:spacing w:before="20" w:after="20" w:line="280" w:lineRule="exact"/>
+              <w:jc w:val="left"/>
+            </w:pPr>
+            <w:r>
+              <w:rPr>
+                <w:rFonts w:ascii="Arial" w:hAnsi="Arial" w:eastAsia="맑은 고딕"/>
+                <w:color w:val="333333"/>
+                <w:sz w:val="18"/>
+              </w:rPr>
+              <w:t xml:space="preserve">이벤트 목록 → [이벤트 등록]</w:t>
+            </w:r>
+          </w:p>
+        </w:tc>
+        <w:tc>
+          <w:tcPr>
+            <w:tcBorders>
+              <w:top w:val="single" w:sz="4" w:space="0" w:color="BFBFBF"/>
+              <w:bottom w:val="single" w:sz="4" w:space="0" w:color="BFBFBF"/>
+              <w:left w:val="single" w:sz="4" w:space="0" w:color="BFBFBF"/>
+              <w:right w:val="single" w:sz="4" w:space="0" w:color="BFBFBF"/>
+            </w:tcBorders>
+            <w:tcMar>
+              <w:top w:w="50" w:type="dxa"/>
+              <w:bottom w:w="50" w:type="dxa"/>
+              <w:left w:w="100" w:type="dxa"/>
+              <w:right w:w="100" w:type="dxa"/>
+            </w:tcMar>
+          </w:tcPr>
+          <w:p>
+            <w:pPr>
+              <w:pStyle w:val="Compact"/>
+              <w:spacing w:before="20" w:after="20" w:line="280" w:lineRule="exact"/>
+              <w:jc w:val="left"/>
+            </w:pPr>
+            <w:r>
+              <w:rPr>
+                <w:rFonts w:ascii="Arial" w:hAnsi="Arial" w:eastAsia="맑은 고딕"/>
+                <w:color w:val="333333"/>
+                <w:sz w:val="18"/>
+              </w:rPr>
+              <w:t xml:space="preserve">생성 폼 렌더링</w:t>
+            </w:r>
+          </w:p>
+        </w:tc>
+        <w:tc>
+          <w:tcPr>
+            <w:tcBorders>
+              <w:top w:val="single" w:sz="4" w:space="0" w:color="BFBFBF"/>
+              <w:bottom w:val="single" w:sz="4" w:space="0" w:color="BFBFBF"/>
+              <w:left w:val="single" w:sz="4" w:space="0" w:color="BFBFBF"/>
+              <w:right w:val="single" w:sz="4" w:space="0" w:color="BFBFBF"/>
+            </w:tcBorders>
+            <w:tcMar>
+              <w:top w:w="50" w:type="dxa"/>
+              <w:bottom w:w="50" w:type="dxa"/>
+              <w:left w:w="100" w:type="dxa"/>
+              <w:right w:w="100" w:type="dxa"/>
+            </w:tcMar>
+          </w:tcPr>
+          <w:p>
+            <w:pPr>
+              <w:pStyle w:val="Compact"/>
+              <w:spacing w:before="20" w:after="20" w:line="280" w:lineRule="exact"/>
+              <w:jc w:val="left"/>
+            </w:pPr>
+            <w:r>
+              <w:rPr>
+                <w:rFonts w:ascii="Arial" w:hAnsi="Arial" w:eastAsia="맑은 고딕"/>
+                <w:color w:val="333333"/>
+                <w:sz w:val="18"/>
+              </w:rPr>
+              <w:t xml:space="preserve">필수 필드 표시</w:t>
+            </w:r>
+          </w:p>
+        </w:tc>
+      </w:tr>
+      <w:tr>
+        <w:trPr/>
+        <w:tc>
+          <w:tcPr>
+            <w:tcBorders>
+              <w:top w:val="single" w:sz="4" w:space="0" w:color="BFBFBF"/>
+              <w:bottom w:val="single" w:sz="4" w:space="0" w:color="BFBFBF"/>
+              <w:left w:val="single" w:sz="4" w:space="0" w:color="BFBFBF"/>
+              <w:right w:val="single" w:sz="4" w:space="0" w:color="BFBFBF"/>
+            </w:tcBorders>
+            <w:shd w:fill="F2F7FB" w:val="clear"/>
+            <w:tcMar>
+              <w:top w:w="50" w:type="dxa"/>
+              <w:bottom w:w="50" w:type="dxa"/>
+              <w:left w:w="100" w:type="dxa"/>
+              <w:right w:w="100" w:type="dxa"/>
+            </w:tcMar>
+          </w:tcPr>
+          <w:p>
+            <w:pPr>
+              <w:pStyle w:val="Compact"/>
+              <w:spacing w:before="20" w:after="20" w:line="280" w:lineRule="exact"/>
+              <w:jc w:val="left"/>
+            </w:pPr>
+            <w:r>
+              <w:rPr>
+                <w:rFonts w:ascii="Arial" w:hAnsi="Arial" w:eastAsia="맑은 고딕"/>
+                <w:color w:val="333333"/>
+                <w:sz w:val="18"/>
+              </w:rPr>
+              <w:t xml:space="preserve">2</w:t>
+            </w:r>
+          </w:p>
+        </w:tc>
+        <w:tc>
+          <w:tcPr>
+            <w:tcBorders>
+              <w:top w:val="single" w:sz="4" w:space="0" w:color="BFBFBF"/>
+              <w:bottom w:val="single" w:sz="4" w:space="0" w:color="BFBFBF"/>
+              <w:left w:val="single" w:sz="4" w:space="0" w:color="BFBFBF"/>
+              <w:right w:val="single" w:sz="4" w:space="0" w:color="BFBFBF"/>
+            </w:tcBorders>
+            <w:shd w:fill="F2F7FB" w:val="clear"/>
+            <w:tcMar>
+              <w:top w:w="50" w:type="dxa"/>
+              <w:bottom w:w="50" w:type="dxa"/>
+              <w:left w:w="100" w:type="dxa"/>
+              <w:right w:w="100" w:type="dxa"/>
+            </w:tcMar>
+          </w:tcPr>
+          <w:p>
+            <w:pPr>
+              <w:pStyle w:val="Compact"/>
+              <w:spacing w:before="20" w:after="20" w:line="280" w:lineRule="exact"/>
+              <w:jc w:val="left"/>
+            </w:pPr>
+            <w:r>
+              <w:rPr>
+                <w:rFonts w:ascii="Arial" w:hAnsi="Arial" w:eastAsia="맑은 고딕"/>
+                <w:color w:val="333333"/>
+                <w:sz w:val="18"/>
+              </w:rPr>
+              <w:t xml:space="preserve">이벤트명/설명/기간/참여조건 입력</w:t>
+            </w:r>
+          </w:p>
+        </w:tc>
+        <w:tc>
+          <w:tcPr>
+            <w:tcBorders>
+              <w:top w:val="single" w:sz="4" w:space="0" w:color="BFBFBF"/>
+              <w:bottom w:val="single" w:sz="4" w:space="0" w:color="BFBFBF"/>
+              <w:left w:val="single" w:sz="4" w:space="0" w:color="BFBFBF"/>
+              <w:right w:val="single" w:sz="4" w:space="0" w:color="BFBFBF"/>
+            </w:tcBorders>
+            <w:shd w:fill="F2F7FB" w:val="clear"/>
+            <w:tcMar>
+              <w:top w:w="50" w:type="dxa"/>
+              <w:bottom w:w="50" w:type="dxa"/>
+              <w:left w:w="100" w:type="dxa"/>
+              <w:right w:w="100" w:type="dxa"/>
+            </w:tcMar>
+          </w:tcPr>
+          <w:p>
+            <w:pPr>
+              <w:pStyle w:val="Compact"/>
+              <w:spacing w:before="20" w:after="20" w:line="280" w:lineRule="exact"/>
+              <w:jc w:val="left"/>
+            </w:pPr>
+            <w:r>
+              <w:rPr>
+                <w:rFonts w:ascii="Arial" w:hAnsi="Arial" w:eastAsia="맑은 고딕"/>
+                <w:color w:val="333333"/>
+                <w:sz w:val="18"/>
+              </w:rPr>
+              <w:t xml:space="preserve">실시간 유효성 검증</w:t>
+            </w:r>
+          </w:p>
+        </w:tc>
+        <w:tc>
+          <w:tcPr>
+            <w:tcBorders>
+              <w:top w:val="single" w:sz="4" w:space="0" w:color="BFBFBF"/>
+              <w:bottom w:val="single" w:sz="4" w:space="0" w:color="BFBFBF"/>
+              <w:left w:val="single" w:sz="4" w:space="0" w:color="BFBFBF"/>
+              <w:right w:val="single" w:sz="4" w:space="0" w:color="BFBFBF"/>
+            </w:tcBorders>
+            <w:shd w:fill="F2F7FB" w:val="clear"/>
+            <w:tcMar>
+              <w:top w:w="50" w:type="dxa"/>
+              <w:bottom w:w="50" w:type="dxa"/>
+              <w:left w:w="100" w:type="dxa"/>
+              <w:right w:w="100" w:type="dxa"/>
+            </w:tcMar>
+          </w:tcPr>
+          <w:p>
+            <w:pPr>
+              <w:pStyle w:val="Compact"/>
+              <w:spacing w:before="20" w:after="20" w:line="280" w:lineRule="exact"/>
+              <w:jc w:val="left"/>
+            </w:pPr>
+            <w:r>
+              <w:rPr>
+                <w:rFonts w:ascii="Arial" w:hAnsi="Arial" w:eastAsia="맑은 고딕"/>
+                <w:color w:val="333333"/>
+                <w:sz w:val="18"/>
+              </w:rPr>
+              <w:t xml:space="preserve">종료일 &gt; 시작일</w:t>
+            </w:r>
+          </w:p>
+        </w:tc>
+      </w:tr>
+      <w:tr>
+        <w:trPr/>
+        <w:tc>
+          <w:tcPr>
+            <w:tcBorders>
+              <w:top w:val="single" w:sz="4" w:space="0" w:color="BFBFBF"/>
+              <w:bottom w:val="single" w:sz="4" w:space="0" w:color="BFBFBF"/>
+              <w:left w:val="single" w:sz="4" w:space="0" w:color="BFBFBF"/>
+              <w:right w:val="single" w:sz="4" w:space="0" w:color="BFBFBF"/>
+            </w:tcBorders>
+            <w:tcMar>
+              <w:top w:w="50" w:type="dxa"/>
+              <w:bottom w:w="50" w:type="dxa"/>
+              <w:left w:w="100" w:type="dxa"/>
+              <w:right w:w="100" w:type="dxa"/>
+            </w:tcMar>
+          </w:tcPr>
+          <w:p>
+            <w:pPr>
+              <w:pStyle w:val="Compact"/>
+              <w:spacing w:before="20" w:after="20" w:line="280" w:lineRule="exact"/>
+              <w:jc w:val="left"/>
+            </w:pPr>
+            <w:r>
+              <w:rPr>
+                <w:rFonts w:ascii="Arial" w:hAnsi="Arial" w:eastAsia="맑은 고딕"/>
+                <w:color w:val="333333"/>
+                <w:sz w:val="18"/>
+              </w:rPr>
+              <w:t xml:space="preserve">3</w:t>
+            </w:r>
+          </w:p>
+        </w:tc>
+        <w:tc>
+          <w:tcPr>
+            <w:tcBorders>
+              <w:top w:val="single" w:sz="4" w:space="0" w:color="BFBFBF"/>
+              <w:bottom w:val="single" w:sz="4" w:space="0" w:color="BFBFBF"/>
+              <w:left w:val="single" w:sz="4" w:space="0" w:color="BFBFBF"/>
+              <w:right w:val="single" w:sz="4" w:space="0" w:color="BFBFBF"/>
+            </w:tcBorders>
+            <w:tcMar>
+              <w:top w:w="50" w:type="dxa"/>
+              <w:bottom w:w="50" w:type="dxa"/>
+              <w:left w:w="100" w:type="dxa"/>
+              <w:right w:w="100" w:type="dxa"/>
+            </w:tcMar>
+          </w:tcPr>
+          <w:p>
+            <w:pPr>
+              <w:pStyle w:val="Compact"/>
+              <w:spacing w:before="20" w:after="20" w:line="280" w:lineRule="exact"/>
+              <w:jc w:val="left"/>
+            </w:pPr>
+            <w:r>
+              <w:rPr>
+                <w:rFonts w:ascii="Arial" w:hAnsi="Arial" w:eastAsia="맑은 고딕"/>
+                <w:color w:val="333333"/>
+                <w:sz w:val="18"/>
+              </w:rPr>
+              <w:t xml:space="preserve">참여 폼 설정 (설문/응모)</w:t>
+            </w:r>
+          </w:p>
+        </w:tc>
+        <w:tc>
+          <w:tcPr>
+            <w:tcBorders>
+              <w:top w:val="single" w:sz="4" w:space="0" w:color="BFBFBF"/>
+              <w:bottom w:val="single" w:sz="4" w:space="0" w:color="BFBFBF"/>
+              <w:left w:val="single" w:sz="4" w:space="0" w:color="BFBFBF"/>
+              <w:right w:val="single" w:sz="4" w:space="0" w:color="BFBFBF"/>
+            </w:tcBorders>
+            <w:tcMar>
+              <w:top w:w="50" w:type="dxa"/>
+              <w:bottom w:w="50" w:type="dxa"/>
+              <w:left w:w="100" w:type="dxa"/>
+              <w:right w:w="100" w:type="dxa"/>
+            </w:tcMar>
+          </w:tcPr>
+          <w:p>
+            <w:pPr>
+              <w:pStyle w:val="Compact"/>
+              <w:spacing w:before="20" w:after="20" w:line="280" w:lineRule="exact"/>
+              <w:jc w:val="left"/>
+            </w:pPr>
+            <w:r>
+              <w:rPr>
+                <w:rFonts w:ascii="Arial" w:hAnsi="Arial" w:eastAsia="맑은 고딕"/>
+                <w:color w:val="333333"/>
+                <w:sz w:val="18"/>
+              </w:rPr>
+              <w:t xml:space="preserve">폼 빌더 UI</w:t>
+            </w:r>
+          </w:p>
+        </w:tc>
+        <w:tc>
+          <w:tcPr>
+            <w:tcBorders>
+              <w:top w:val="single" w:sz="4" w:space="0" w:color="BFBFBF"/>
+              <w:bottom w:val="single" w:sz="4" w:space="0" w:color="BFBFBF"/>
+              <w:left w:val="single" w:sz="4" w:space="0" w:color="BFBFBF"/>
+              <w:right w:val="single" w:sz="4" w:space="0" w:color="BFBFBF"/>
+            </w:tcBorders>
+            <w:tcMar>
+              <w:top w:w="50" w:type="dxa"/>
+              <w:bottom w:w="50" w:type="dxa"/>
+              <w:left w:w="100" w:type="dxa"/>
+              <w:right w:w="100" w:type="dxa"/>
+            </w:tcMar>
+          </w:tcPr>
+          <w:p>
+            <w:pPr>
+              <w:pStyle w:val="Compact"/>
+              <w:spacing w:before="20" w:after="20" w:line="280" w:lineRule="exact"/>
+              <w:jc w:val="left"/>
+            </w:pPr>
+            <w:r>
+              <w:rPr>
+                <w:rFonts w:ascii="Arial" w:hAnsi="Arial" w:eastAsia="맑은 고딕"/>
+                <w:color w:val="333333"/>
+                <w:sz w:val="18"/>
+              </w:rPr>
+              <w:t xml:space="preserve">필드 추가/삭제/순서변경</w:t>
+            </w:r>
+          </w:p>
+        </w:tc>
+      </w:tr>
+      <w:tr>
+        <w:trPr/>
+        <w:tc>
+          <w:tcPr>
+            <w:tcBorders>
+              <w:top w:val="single" w:sz="4" w:space="0" w:color="BFBFBF"/>
+              <w:bottom w:val="single" w:sz="4" w:space="0" w:color="BFBFBF"/>
+              <w:left w:val="single" w:sz="4" w:space="0" w:color="BFBFBF"/>
+              <w:right w:val="single" w:sz="4" w:space="0" w:color="BFBFBF"/>
+            </w:tcBorders>
+            <w:shd w:fill="F2F7FB" w:val="clear"/>
+            <w:tcMar>
+              <w:top w:w="50" w:type="dxa"/>
+              <w:bottom w:w="50" w:type="dxa"/>
+              <w:left w:w="100" w:type="dxa"/>
+              <w:right w:w="100" w:type="dxa"/>
+            </w:tcMar>
+          </w:tcPr>
+          <w:p>
+            <w:pPr>
+              <w:pStyle w:val="Compact"/>
+              <w:spacing w:before="20" w:after="20" w:line="280" w:lineRule="exact"/>
+              <w:jc w:val="left"/>
+            </w:pPr>
+            <w:r>
+              <w:rPr>
+                <w:rFonts w:ascii="Arial" w:hAnsi="Arial" w:eastAsia="맑은 고딕"/>
+                <w:color w:val="333333"/>
+                <w:sz w:val="18"/>
+              </w:rPr>
+              <w:t xml:space="preserve">4</w:t>
+            </w:r>
+          </w:p>
+        </w:tc>
+        <w:tc>
+          <w:tcPr>
+            <w:tcBorders>
+              <w:top w:val="single" w:sz="4" w:space="0" w:color="BFBFBF"/>
+              <w:bottom w:val="single" w:sz="4" w:space="0" w:color="BFBFBF"/>
+              <w:left w:val="single" w:sz="4" w:space="0" w:color="BFBFBF"/>
+              <w:right w:val="single" w:sz="4" w:space="0" w:color="BFBFBF"/>
+            </w:tcBorders>
+            <w:shd w:fill="F2F7FB" w:val="clear"/>
+            <w:tcMar>
+              <w:top w:w="50" w:type="dxa"/>
+              <w:bottom w:w="50" w:type="dxa"/>
+              <w:left w:w="100" w:type="dxa"/>
+              <w:right w:w="100" w:type="dxa"/>
+            </w:tcMar>
+          </w:tcPr>
+          <w:p>
+            <w:pPr>
+              <w:pStyle w:val="Compact"/>
+              <w:spacing w:before="20" w:after="20" w:line="280" w:lineRule="exact"/>
+              <w:jc w:val="left"/>
+            </w:pPr>
+            <w:r>
+              <w:rPr>
+                <w:rFonts w:ascii="Arial" w:hAnsi="Arial" w:eastAsia="맑은 고딕"/>
+                <w:color w:val="333333"/>
+                <w:sz w:val="18"/>
+              </w:rPr>
+              <w:t xml:space="preserve">[저장] → 이벤트 생성 완료</w:t>
+            </w:r>
+          </w:p>
+        </w:tc>
+        <w:tc>
+          <w:tcPr>
+            <w:tcBorders>
+              <w:top w:val="single" w:sz="4" w:space="0" w:color="BFBFBF"/>
+              <w:bottom w:val="single" w:sz="4" w:space="0" w:color="BFBFBF"/>
+              <w:left w:val="single" w:sz="4" w:space="0" w:color="BFBFBF"/>
+              <w:right w:val="single" w:sz="4" w:space="0" w:color="BFBFBF"/>
+            </w:tcBorders>
+            <w:shd w:fill="F2F7FB" w:val="clear"/>
+            <w:tcMar>
+              <w:top w:w="50" w:type="dxa"/>
+              <w:bottom w:w="50" w:type="dxa"/>
+              <w:left w:w="100" w:type="dxa"/>
+              <w:right w:w="100" w:type="dxa"/>
+            </w:tcMar>
+          </w:tcPr>
+          <w:p>
+            <w:pPr>
+              <w:pStyle w:val="Compact"/>
+              <w:spacing w:before="20" w:after="20" w:line="280" w:lineRule="exact"/>
+              <w:jc w:val="left"/>
+            </w:pPr>
+            <w:r>
+              <w:rPr>
+                <w:rStyle w:val="VerbatimChar"/>
+                <w:rFonts w:ascii="Arial" w:hAnsi="Arial" w:eastAsia="맑은 고딕"/>
+                <w:color w:val="333333"/>
+                <w:sz w:val="18"/>
+              </w:rPr>
+              <w:t xml:space="preserve">POST /api/events</w:t>
+            </w:r>
+            <w:r>
+              <w:rPr>
+                <w:rFonts w:ascii="Arial" w:hAnsi="Arial" w:eastAsia="맑은 고딕"/>
+                <w:color w:val="333333"/>
+                <w:sz w:val="18"/>
+              </w:rPr>
+              <w:t xml:space="preserve"> </w:t>
+            </w:r>
+            <w:r>
+              <w:rPr>
+                <w:rFonts w:ascii="Arial" w:hAnsi="Arial" w:eastAsia="맑은 고딕"/>
+                <w:color w:val="333333"/>
+                <w:sz w:val="18"/>
+              </w:rPr>
+              <w:t xml:space="preserve">→ 목록 이동</w:t>
+            </w:r>
+          </w:p>
+        </w:tc>
+        <w:tc>
+          <w:tcPr>
+            <w:tcBorders>
+              <w:top w:val="single" w:sz="4" w:space="0" w:color="BFBFBF"/>
+              <w:bottom w:val="single" w:sz="4" w:space="0" w:color="BFBFBF"/>
+              <w:left w:val="single" w:sz="4" w:space="0" w:color="BFBFBF"/>
+              <w:right w:val="single" w:sz="4" w:space="0" w:color="BFBFBF"/>
+            </w:tcBorders>
+            <w:shd w:fill="F2F7FB" w:val="clear"/>
+            <w:tcMar>
+              <w:top w:w="50" w:type="dxa"/>
+              <w:bottom w:w="50" w:type="dxa"/>
+              <w:left w:w="100" w:type="dxa"/>
+              <w:right w:w="100" w:type="dxa"/>
+            </w:tcMar>
+          </w:tcPr>
+          <w:p>
+            <w:pPr>
+              <w:pStyle w:val="Compact"/>
+              <w:spacing w:before="20" w:after="20" w:line="280" w:lineRule="exact"/>
+              <w:jc w:val="left"/>
+            </w:pPr>
+            <w:r>
+              <w:rPr>
+                <w:rFonts w:ascii="Arial" w:hAnsi="Arial" w:eastAsia="맑은 고딕"/>
+                <w:color w:val="333333"/>
+                <w:sz w:val="18"/>
+              </w:rPr>
+              <w:t xml:space="preserve">status=active</w:t>
+            </w:r>
+          </w:p>
+        </w:tc>
+      </w:tr>
+      <w:tr>
+        <w:trPr/>
+        <w:tc>
+          <w:tcPr>
+            <w:tcBorders>
+              <w:top w:val="single" w:sz="4" w:space="0" w:color="BFBFBF"/>
+              <w:bottom w:val="single" w:sz="4" w:space="0" w:color="BFBFBF"/>
+              <w:left w:val="single" w:sz="4" w:space="0" w:color="BFBFBF"/>
+              <w:right w:val="single" w:sz="4" w:space="0" w:color="BFBFBF"/>
+            </w:tcBorders>
+            <w:tcMar>
+              <w:top w:w="50" w:type="dxa"/>
+              <w:bottom w:w="50" w:type="dxa"/>
+              <w:left w:w="100" w:type="dxa"/>
+              <w:right w:w="100" w:type="dxa"/>
+            </w:tcMar>
+          </w:tcPr>
+          <w:p>
+            <w:pPr>
+              <w:pStyle w:val="Compact"/>
+              <w:spacing w:before="20" w:after="20" w:line="280" w:lineRule="exact"/>
+              <w:jc w:val="left"/>
+            </w:pPr>
+            <w:r>
+              <w:rPr>
+                <w:rFonts w:ascii="Arial" w:hAnsi="Arial" w:eastAsia="맑은 고딕"/>
+                <w:color w:val="333333"/>
+                <w:sz w:val="18"/>
+              </w:rPr>
+              <w:t xml:space="preserve">5</w:t>
+            </w:r>
+          </w:p>
+        </w:tc>
+        <w:tc>
+          <w:tcPr>
+            <w:tcBorders>
+              <w:top w:val="single" w:sz="4" w:space="0" w:color="BFBFBF"/>
+              <w:bottom w:val="single" w:sz="4" w:space="0" w:color="BFBFBF"/>
+              <w:left w:val="single" w:sz="4" w:space="0" w:color="BFBFBF"/>
+              <w:right w:val="single" w:sz="4" w:space="0" w:color="BFBFBF"/>
+            </w:tcBorders>
+            <w:tcMar>
+              <w:top w:w="50" w:type="dxa"/>
+              <w:bottom w:w="50" w:type="dxa"/>
+              <w:left w:w="100" w:type="dxa"/>
+              <w:right w:w="100" w:type="dxa"/>
+            </w:tcMar>
+          </w:tcPr>
+          <w:p>
+            <w:pPr>
+              <w:pStyle w:val="Compact"/>
+              <w:spacing w:before="20" w:after="20" w:line="280" w:lineRule="exact"/>
+              <w:jc w:val="left"/>
+            </w:pPr>
+            <w:r>
+              <w:rPr>
+                <w:rFonts w:ascii="Arial" w:hAnsi="Arial" w:eastAsia="맑은 고딕"/>
+                <w:color w:val="333333"/>
+                <w:sz w:val="18"/>
+              </w:rPr>
+              <w:t xml:space="preserve">고객앱에서 이벤트 참여</w:t>
+            </w:r>
+          </w:p>
+        </w:tc>
+        <w:tc>
+          <w:tcPr>
+            <w:tcBorders>
+              <w:top w:val="single" w:sz="4" w:space="0" w:color="BFBFBF"/>
+              <w:bottom w:val="single" w:sz="4" w:space="0" w:color="BFBFBF"/>
+              <w:left w:val="single" w:sz="4" w:space="0" w:color="BFBFBF"/>
+              <w:right w:val="single" w:sz="4" w:space="0" w:color="BFBFBF"/>
+            </w:tcBorders>
+            <w:tcMar>
+              <w:top w:w="50" w:type="dxa"/>
+              <w:bottom w:w="50" w:type="dxa"/>
+              <w:left w:w="100" w:type="dxa"/>
+              <w:right w:w="100" w:type="dxa"/>
+            </w:tcMar>
+          </w:tcPr>
+          <w:p>
+            <w:pPr>
+              <w:pStyle w:val="Compact"/>
+              <w:spacing w:before="20" w:after="20" w:line="280" w:lineRule="exact"/>
+              <w:jc w:val="left"/>
+            </w:pPr>
+            <w:r>
+              <w:rPr>
+                <w:rFonts w:ascii="Arial" w:hAnsi="Arial" w:eastAsia="맑은 고딕"/>
+                <w:color w:val="333333"/>
+                <w:sz w:val="18"/>
+              </w:rPr>
+              <w:t xml:space="preserve">참여 데이터 수집</w:t>
+            </w:r>
+          </w:p>
+        </w:tc>
+        <w:tc>
+          <w:tcPr>
+            <w:tcBorders>
+              <w:top w:val="single" w:sz="4" w:space="0" w:color="BFBFBF"/>
+              <w:bottom w:val="single" w:sz="4" w:space="0" w:color="BFBFBF"/>
+              <w:left w:val="single" w:sz="4" w:space="0" w:color="BFBFBF"/>
+              <w:right w:val="single" w:sz="4" w:space="0" w:color="BFBFBF"/>
+            </w:tcBorders>
+            <w:tcMar>
+              <w:top w:w="50" w:type="dxa"/>
+              <w:bottom w:w="50" w:type="dxa"/>
+              <w:left w:w="100" w:type="dxa"/>
+              <w:right w:w="100" w:type="dxa"/>
+            </w:tcMar>
+          </w:tcPr>
+          <w:p>
+            <w:pPr>
+              <w:pStyle w:val="Compact"/>
+              <w:spacing w:before="20" w:after="20" w:line="280" w:lineRule="exact"/>
+              <w:jc w:val="left"/>
+            </w:pPr>
+            <w:r>
+              <w:rPr>
+                <w:rFonts w:ascii="Arial" w:hAnsi="Arial" w:eastAsia="맑은 고딕"/>
+                <w:color w:val="333333"/>
+                <w:sz w:val="18"/>
+              </w:rPr>
+              <w:t xml:space="preserve">참여자 수 실시간 집계</w:t>
+            </w:r>
+          </w:p>
+        </w:tc>
+      </w:tr>
+      <w:tr>
+        <w:trPr/>
+        <w:tc>
+          <w:tcPr>
+            <w:tcBorders>
+              <w:top w:val="single" w:sz="4" w:space="0" w:color="BFBFBF"/>
+              <w:bottom w:val="single" w:sz="4" w:space="0" w:color="BFBFBF"/>
+              <w:left w:val="single" w:sz="4" w:space="0" w:color="BFBFBF"/>
+              <w:right w:val="single" w:sz="4" w:space="0" w:color="BFBFBF"/>
+            </w:tcBorders>
+            <w:shd w:fill="F2F7FB" w:val="clear"/>
+            <w:tcMar>
+              <w:top w:w="50" w:type="dxa"/>
+              <w:bottom w:w="50" w:type="dxa"/>
+              <w:left w:w="100" w:type="dxa"/>
+              <w:right w:w="100" w:type="dxa"/>
+            </w:tcMar>
+          </w:tcPr>
+          <w:p>
+            <w:pPr>
+              <w:pStyle w:val="Compact"/>
+              <w:spacing w:before="20" w:after="20" w:line="280" w:lineRule="exact"/>
+              <w:jc w:val="left"/>
+            </w:pPr>
+            <w:r>
+              <w:rPr>
+                <w:rFonts w:ascii="Arial" w:hAnsi="Arial" w:eastAsia="맑은 고딕"/>
+                <w:color w:val="333333"/>
+                <w:sz w:val="18"/>
+              </w:rPr>
+              <w:t xml:space="preserve">6</w:t>
+            </w:r>
+          </w:p>
+        </w:tc>
+        <w:tc>
+          <w:tcPr>
+            <w:tcBorders>
+              <w:top w:val="single" w:sz="4" w:space="0" w:color="BFBFBF"/>
+              <w:bottom w:val="single" w:sz="4" w:space="0" w:color="BFBFBF"/>
+              <w:left w:val="single" w:sz="4" w:space="0" w:color="BFBFBF"/>
+              <w:right w:val="single" w:sz="4" w:space="0" w:color="BFBFBF"/>
+            </w:tcBorders>
+            <w:shd w:fill="F2F7FB" w:val="clear"/>
+            <w:tcMar>
+              <w:top w:w="50" w:type="dxa"/>
+              <w:bottom w:w="50" w:type="dxa"/>
+              <w:left w:w="100" w:type="dxa"/>
+              <w:right w:w="100" w:type="dxa"/>
+            </w:tcMar>
+          </w:tcPr>
+          <w:p>
+            <w:pPr>
+              <w:pStyle w:val="Compact"/>
+              <w:spacing w:before="20" w:after="20" w:line="280" w:lineRule="exact"/>
+              <w:jc w:val="left"/>
+            </w:pPr>
+            <w:r>
+              <w:rPr>
+                <w:rFonts w:ascii="Arial" w:hAnsi="Arial" w:eastAsia="맑은 고딕"/>
+                <w:color w:val="333333"/>
+                <w:sz w:val="18"/>
+              </w:rPr>
+              <w:t xml:space="preserve">관리자: 이벤트 상세 → 참여 현황 탭</w:t>
+            </w:r>
+          </w:p>
+        </w:tc>
+        <w:tc>
+          <w:tcPr>
+            <w:tcBorders>
+              <w:top w:val="single" w:sz="4" w:space="0" w:color="BFBFBF"/>
+              <w:bottom w:val="single" w:sz="4" w:space="0" w:color="BFBFBF"/>
+              <w:left w:val="single" w:sz="4" w:space="0" w:color="BFBFBF"/>
+              <w:right w:val="single" w:sz="4" w:space="0" w:color="BFBFBF"/>
+            </w:tcBorders>
+            <w:shd w:fill="F2F7FB" w:val="clear"/>
+            <w:tcMar>
+              <w:top w:w="50" w:type="dxa"/>
+              <w:bottom w:w="50" w:type="dxa"/>
+              <w:left w:w="100" w:type="dxa"/>
+              <w:right w:w="100" w:type="dxa"/>
+            </w:tcMar>
+          </w:tcPr>
+          <w:p>
+            <w:pPr>
+              <w:pStyle w:val="Compact"/>
+              <w:spacing w:before="20" w:after="20" w:line="280" w:lineRule="exact"/>
+              <w:jc w:val="left"/>
+            </w:pPr>
+            <w:r>
+              <w:rPr>
+                <w:rFonts w:ascii="Arial" w:hAnsi="Arial" w:eastAsia="맑은 고딕"/>
+                <w:color w:val="333333"/>
+                <w:sz w:val="18"/>
+              </w:rPr>
+              <w:t xml:space="preserve">참여자 목록 + 통계 렌더링</w:t>
+            </w:r>
+          </w:p>
+        </w:tc>
+        <w:tc>
+          <w:tcPr>
+            <w:tcBorders>
+              <w:top w:val="single" w:sz="4" w:space="0" w:color="BFBFBF"/>
+              <w:bottom w:val="single" w:sz="4" w:space="0" w:color="BFBFBF"/>
+              <w:left w:val="single" w:sz="4" w:space="0" w:color="BFBFBF"/>
+              <w:right w:val="single" w:sz="4" w:space="0" w:color="BFBFBF"/>
+            </w:tcBorders>
+            <w:shd w:fill="F2F7FB" w:val="clear"/>
+            <w:tcMar>
+              <w:top w:w="50" w:type="dxa"/>
+              <w:bottom w:w="50" w:type="dxa"/>
+              <w:left w:w="100" w:type="dxa"/>
+              <w:right w:w="100" w:type="dxa"/>
+            </w:tcMar>
+          </w:tcPr>
+          <w:p>
+            <w:pPr>
+              <w:pStyle w:val="Compact"/>
+              <w:spacing w:before="20" w:after="20" w:line="280" w:lineRule="exact"/>
+              <w:jc w:val="left"/>
+            </w:pPr>
+            <w:r>
+              <w:rPr>
+                <w:rFonts w:ascii="Arial" w:hAnsi="Arial" w:eastAsia="맑은 고딕"/>
+                <w:color w:val="333333"/>
+                <w:sz w:val="18"/>
+              </w:rPr>
+              <w:t xml:space="preserve">DataTable + 차트</w:t>
+            </w:r>
+          </w:p>
+        </w:tc>
+      </w:tr>
+    </w:tbl>
+    <w:p>
+      <w:pPr>
+        <w:pStyle w:val="Heading3"/>
+      </w:pPr>
+      <w:bookmarkStart w:id="28" w:name="시나리오-2-이벤트-종료-당첨자-선정"/>
+      <w:r>
+        <w:t xml:space="preserve">시나리오 2: 이벤트 종료 → 당첨자 선정</w:t>
+      </w:r>
+      <w:bookmarkEnd w:id="28"/>
+    </w:p>
+    <w:tbl>
+      <w:tblPr>
+        <w:tblStyle w:val="Table"/>
+        <w:jc w:val="center"/>
+        <w:tblLook w:firstRow="1"/>
+        <w:tblW w:w="5000" w:type="pct"/>
+      </w:tblPr>
+      <w:tblGrid/>
+      <w:tr>
+        <w:trPr>
+          <w:cnfStyle w:firstRow="1"/>
+          <w:tblHeader/>
+        </w:trPr>
+        <w:tc>
+          <w:tcPr>
+            <w:tcBorders>
+              <w:bottom w:val="single"/>
+            </w:tcBorders>
+            <w:vAlign w:val="bottom"/>
+            <w:tcBorders>
+              <w:top w:val="single" w:sz="6" w:space="0" w:color="2E75B6"/>
+              <w:bottom w:val="single" w:sz="6" w:space="0" w:color="2E75B6"/>
+              <w:left w:val="single" w:sz="4" w:space="0" w:color="BFBFBF"/>
+              <w:right w:val="single" w:sz="4" w:space="0" w:color="BFBFBF"/>
+            </w:tcBorders>
+            <w:shd w:fill="2E75B6" w:val="clear"/>
+            <w:tcMar>
+              <w:top w:w="50" w:type="dxa"/>
+              <w:bottom w:w="50" w:type="dxa"/>
+              <w:left w:w="100" w:type="dxa"/>
+              <w:right w:w="100" w:type="dxa"/>
+            </w:tcMar>
+          </w:tcPr>
+          <w:p>
+            <w:pPr>
+              <w:pStyle w:val="Compact"/>
+              <w:spacing w:before="20" w:after="20" w:line="280" w:lineRule="exact"/>
+              <w:jc w:val="left"/>
+            </w:pPr>
+            <w:r>
+              <w:rPr>
+                <w:rFonts w:ascii="Arial" w:hAnsi="Arial" w:eastAsia="맑은 고딕"/>
+                <w:b/>
+                <w:color w:val="FFFFFF"/>
+                <w:sz w:val="18"/>
+              </w:rPr>
+              <w:t xml:space="preserve">단계</w:t>
+            </w:r>
+          </w:p>
+        </w:tc>
+        <w:tc>
+          <w:tcPr>
+            <w:tcBorders>
+              <w:bottom w:val="single"/>
+            </w:tcBorders>
+            <w:vAlign w:val="bottom"/>
+            <w:tcBorders>
+              <w:top w:val="single" w:sz="6" w:space="0" w:color="2E75B6"/>
+              <w:bottom w:val="single" w:sz="6" w:space="0" w:color="2E75B6"/>
+              <w:left w:val="single" w:sz="4" w:space="0" w:color="BFBFBF"/>
+              <w:right w:val="single" w:sz="4" w:space="0" w:color="BFBFBF"/>
+            </w:tcBorders>
+            <w:shd w:fill="2E75B6" w:val="clear"/>
+            <w:tcMar>
+              <w:top w:w="50" w:type="dxa"/>
+              <w:bottom w:w="50" w:type="dxa"/>
+              <w:left w:w="100" w:type="dxa"/>
+              <w:right w:w="100" w:type="dxa"/>
+            </w:tcMar>
+          </w:tcPr>
+          <w:p>
+            <w:pPr>
+              <w:pStyle w:val="Compact"/>
+              <w:spacing w:before="20" w:after="20" w:line="280" w:lineRule="exact"/>
+              <w:jc w:val="left"/>
+            </w:pPr>
+            <w:r>
+              <w:rPr>
+                <w:rFonts w:ascii="Arial" w:hAnsi="Arial" w:eastAsia="맑은 고딕"/>
+                <w:b/>
+                <w:color w:val="FFFFFF"/>
+                <w:sz w:val="18"/>
+              </w:rPr>
+              <w:t xml:space="preserve">사용자 행동</w:t>
+            </w:r>
+          </w:p>
+        </w:tc>
+        <w:tc>
+          <w:tcPr>
+            <w:tcBorders>
+              <w:bottom w:val="single"/>
+            </w:tcBorders>
+            <w:vAlign w:val="bottom"/>
+            <w:tcBorders>
+              <w:top w:val="single" w:sz="6" w:space="0" w:color="2E75B6"/>
+              <w:bottom w:val="single" w:sz="6" w:space="0" w:color="2E75B6"/>
+              <w:left w:val="single" w:sz="4" w:space="0" w:color="BFBFBF"/>
+              <w:right w:val="single" w:sz="4" w:space="0" w:color="BFBFBF"/>
+            </w:tcBorders>
+            <w:shd w:fill="2E75B6" w:val="clear"/>
+            <w:tcMar>
+              <w:top w:w="50" w:type="dxa"/>
+              <w:bottom w:w="50" w:type="dxa"/>
+              <w:left w:w="100" w:type="dxa"/>
+              <w:right w:w="100" w:type="dxa"/>
+            </w:tcMar>
+          </w:tcPr>
+          <w:p>
+            <w:pPr>
+              <w:pStyle w:val="Compact"/>
+              <w:spacing w:before="20" w:after="20" w:line="280" w:lineRule="exact"/>
+              <w:jc w:val="left"/>
+            </w:pPr>
+            <w:r>
+              <w:rPr>
+                <w:rFonts w:ascii="Arial" w:hAnsi="Arial" w:eastAsia="맑은 고딕"/>
+                <w:b/>
+                <w:color w:val="FFFFFF"/>
+                <w:sz w:val="18"/>
+              </w:rPr>
+              <w:t xml:space="preserve">시스템 응답</w:t>
+            </w:r>
+          </w:p>
+        </w:tc>
+        <w:tc>
+          <w:tcPr>
+            <w:tcBorders>
+              <w:bottom w:val="single"/>
+            </w:tcBorders>
+            <w:vAlign w:val="bottom"/>
+            <w:tcBorders>
+              <w:top w:val="single" w:sz="6" w:space="0" w:color="2E75B6"/>
+              <w:bottom w:val="single" w:sz="6" w:space="0" w:color="2E75B6"/>
+              <w:left w:val="single" w:sz="4" w:space="0" w:color="BFBFBF"/>
+              <w:right w:val="single" w:sz="4" w:space="0" w:color="BFBFBF"/>
+            </w:tcBorders>
+            <w:shd w:fill="2E75B6" w:val="clear"/>
+            <w:tcMar>
+              <w:top w:w="50" w:type="dxa"/>
+              <w:bottom w:w="50" w:type="dxa"/>
+              <w:left w:w="100" w:type="dxa"/>
+              <w:right w:w="100" w:type="dxa"/>
+            </w:tcMar>
+          </w:tcPr>
+          <w:p>
+            <w:pPr>
+              <w:pStyle w:val="Compact"/>
+              <w:spacing w:before="20" w:after="20" w:line="280" w:lineRule="exact"/>
+              <w:jc w:val="left"/>
+            </w:pPr>
+            <w:r>
+              <w:rPr>
+                <w:rFonts w:ascii="Arial" w:hAnsi="Arial" w:eastAsia="맑은 고딕"/>
+                <w:b/>
+                <w:color w:val="FFFFFF"/>
+                <w:sz w:val="18"/>
+              </w:rPr>
+              <w:t xml:space="preserve">검증 포인트</w:t>
+            </w:r>
+          </w:p>
+        </w:tc>
+      </w:tr>
+      <w:tr>
+        <w:trPr/>
+        <w:tc>
+          <w:tcPr>
+            <w:tcBorders>
+              <w:top w:val="single" w:sz="4" w:space="0" w:color="BFBFBF"/>
+              <w:bottom w:val="single" w:sz="4" w:space="0" w:color="BFBFBF"/>
+              <w:left w:val="single" w:sz="4" w:space="0" w:color="BFBFBF"/>
+              <w:right w:val="single" w:sz="4" w:space="0" w:color="BFBFBF"/>
+            </w:tcBorders>
+            <w:tcMar>
+              <w:top w:w="50" w:type="dxa"/>
+              <w:bottom w:w="50" w:type="dxa"/>
+              <w:left w:w="100" w:type="dxa"/>
+              <w:right w:w="100" w:type="dxa"/>
+            </w:tcMar>
+          </w:tcPr>
+          <w:p>
+            <w:pPr>
+              <w:pStyle w:val="Compact"/>
+              <w:spacing w:before="20" w:after="20" w:line="280" w:lineRule="exact"/>
+              <w:jc w:val="left"/>
+            </w:pPr>
+            <w:r>
+              <w:rPr>
+                <w:rFonts w:ascii="Arial" w:hAnsi="Arial" w:eastAsia="맑은 고딕"/>
+                <w:color w:val="333333"/>
+                <w:sz w:val="18"/>
+              </w:rPr>
+              <w:t xml:space="preserve">1</w:t>
+            </w:r>
+          </w:p>
+        </w:tc>
+        <w:tc>
+          <w:tcPr>
+            <w:tcBorders>
+              <w:top w:val="single" w:sz="4" w:space="0" w:color="BFBFBF"/>
+              <w:bottom w:val="single" w:sz="4" w:space="0" w:color="BFBFBF"/>
+              <w:left w:val="single" w:sz="4" w:space="0" w:color="BFBFBF"/>
+              <w:right w:val="single" w:sz="4" w:space="0" w:color="BFBFBF"/>
+            </w:tcBorders>
+            <w:tcMar>
+              <w:top w:w="50" w:type="dxa"/>
+              <w:bottom w:w="50" w:type="dxa"/>
+              <w:left w:w="100" w:type="dxa"/>
+              <w:right w:w="100" w:type="dxa"/>
+            </w:tcMar>
+          </w:tcPr>
+          <w:p>
+            <w:pPr>
+              <w:pStyle w:val="Compact"/>
+              <w:spacing w:before="20" w:after="20" w:line="280" w:lineRule="exact"/>
+              <w:jc w:val="left"/>
+            </w:pPr>
+            <w:r>
+              <w:rPr>
+                <w:rFonts w:ascii="Arial" w:hAnsi="Arial" w:eastAsia="맑은 고딕"/>
+                <w:color w:val="333333"/>
+                <w:sz w:val="18"/>
+              </w:rPr>
+              <w:t xml:space="preserve">종료된 이벤트 상세 진입</w:t>
+            </w:r>
+          </w:p>
+        </w:tc>
+        <w:tc>
+          <w:tcPr>
+            <w:tcBorders>
+              <w:top w:val="single" w:sz="4" w:space="0" w:color="BFBFBF"/>
+              <w:bottom w:val="single" w:sz="4" w:space="0" w:color="BFBFBF"/>
+              <w:left w:val="single" w:sz="4" w:space="0" w:color="BFBFBF"/>
+              <w:right w:val="single" w:sz="4" w:space="0" w:color="BFBFBF"/>
+            </w:tcBorders>
+            <w:tcMar>
+              <w:top w:w="50" w:type="dxa"/>
+              <w:bottom w:w="50" w:type="dxa"/>
+              <w:left w:w="100" w:type="dxa"/>
+              <w:right w:w="100" w:type="dxa"/>
+            </w:tcMar>
+          </w:tcPr>
+          <w:p>
+            <w:pPr>
+              <w:pStyle w:val="Compact"/>
+              <w:spacing w:before="20" w:after="20" w:line="280" w:lineRule="exact"/>
+              <w:jc w:val="left"/>
+            </w:pPr>
+            <w:r>
+              <w:rPr>
+                <w:rFonts w:ascii="Arial" w:hAnsi="Arial" w:eastAsia="맑은 고딕"/>
+                <w:color w:val="333333"/>
+                <w:sz w:val="18"/>
+              </w:rPr>
+              <w:t xml:space="preserve">참여자 전체 목록 표시</w:t>
+            </w:r>
+          </w:p>
+        </w:tc>
+        <w:tc>
+          <w:tcPr>
+            <w:tcBorders>
+              <w:top w:val="single" w:sz="4" w:space="0" w:color="BFBFBF"/>
+              <w:bottom w:val="single" w:sz="4" w:space="0" w:color="BFBFBF"/>
+              <w:left w:val="single" w:sz="4" w:space="0" w:color="BFBFBF"/>
+              <w:right w:val="single" w:sz="4" w:space="0" w:color="BFBFBF"/>
+            </w:tcBorders>
+            <w:tcMar>
+              <w:top w:w="50" w:type="dxa"/>
+              <w:bottom w:w="50" w:type="dxa"/>
+              <w:left w:w="100" w:type="dxa"/>
+              <w:right w:w="100" w:type="dxa"/>
+            </w:tcMar>
+          </w:tcPr>
+          <w:p>
+            <w:pPr>
+              <w:pStyle w:val="Compact"/>
+              <w:spacing w:before="20" w:after="20" w:line="280" w:lineRule="exact"/>
+              <w:jc w:val="left"/>
+            </w:pPr>
+            <w:r>
+              <w:rPr>
+                <w:rFonts w:ascii="Arial" w:hAnsi="Arial" w:eastAsia="맑은 고딕"/>
+                <w:color w:val="333333"/>
+                <w:sz w:val="18"/>
+              </w:rPr>
+              <w:t xml:space="preserve">종료일 경과 확인</w:t>
+            </w:r>
+          </w:p>
+        </w:tc>
+      </w:tr>
+      <w:tr>
+        <w:trPr/>
+        <w:tc>
+          <w:tcPr>
+            <w:tcBorders>
+              <w:top w:val="single" w:sz="4" w:space="0" w:color="BFBFBF"/>
+              <w:bottom w:val="single" w:sz="4" w:space="0" w:color="BFBFBF"/>
+              <w:left w:val="single" w:sz="4" w:space="0" w:color="BFBFBF"/>
+              <w:right w:val="single" w:sz="4" w:space="0" w:color="BFBFBF"/>
+            </w:tcBorders>
+            <w:shd w:fill="F2F7FB" w:val="clear"/>
+            <w:tcMar>
+              <w:top w:w="50" w:type="dxa"/>
+              <w:bottom w:w="50" w:type="dxa"/>
+              <w:left w:w="100" w:type="dxa"/>
+              <w:right w:w="100" w:type="dxa"/>
+            </w:tcMar>
+          </w:tcPr>
+          <w:p>
+            <w:pPr>
+              <w:pStyle w:val="Compact"/>
+              <w:spacing w:before="20" w:after="20" w:line="280" w:lineRule="exact"/>
+              <w:jc w:val="left"/>
+            </w:pPr>
+            <w:r>
+              <w:rPr>
+                <w:rFonts w:ascii="Arial" w:hAnsi="Arial" w:eastAsia="맑은 고딕"/>
+                <w:color w:val="333333"/>
+                <w:sz w:val="18"/>
+              </w:rPr>
+              <w:t xml:space="preserve">2</w:t>
+            </w:r>
+          </w:p>
+        </w:tc>
+        <w:tc>
+          <w:tcPr>
+            <w:tcBorders>
+              <w:top w:val="single" w:sz="4" w:space="0" w:color="BFBFBF"/>
+              <w:bottom w:val="single" w:sz="4" w:space="0" w:color="BFBFBF"/>
+              <w:left w:val="single" w:sz="4" w:space="0" w:color="BFBFBF"/>
+              <w:right w:val="single" w:sz="4" w:space="0" w:color="BFBFBF"/>
+            </w:tcBorders>
+            <w:shd w:fill="F2F7FB" w:val="clear"/>
+            <w:tcMar>
+              <w:top w:w="50" w:type="dxa"/>
+              <w:bottom w:w="50" w:type="dxa"/>
+              <w:left w:w="100" w:type="dxa"/>
+              <w:right w:w="100" w:type="dxa"/>
+            </w:tcMar>
+          </w:tcPr>
+          <w:p>
+            <w:pPr>
+              <w:pStyle w:val="Compact"/>
+              <w:spacing w:before="20" w:after="20" w:line="280" w:lineRule="exact"/>
+              <w:jc w:val="left"/>
+            </w:pPr>
+            <w:r>
+              <w:rPr>
+                <w:rFonts w:ascii="Arial" w:hAnsi="Arial" w:eastAsia="맑은 고딕"/>
+                <w:color w:val="333333"/>
+                <w:sz w:val="18"/>
+              </w:rPr>
+              <w:t xml:space="preserve">[당첨자 추출] 클릭</w:t>
+            </w:r>
+          </w:p>
+        </w:tc>
+        <w:tc>
+          <w:tcPr>
+            <w:tcBorders>
+              <w:top w:val="single" w:sz="4" w:space="0" w:color="BFBFBF"/>
+              <w:bottom w:val="single" w:sz="4" w:space="0" w:color="BFBFBF"/>
+              <w:left w:val="single" w:sz="4" w:space="0" w:color="BFBFBF"/>
+              <w:right w:val="single" w:sz="4" w:space="0" w:color="BFBFBF"/>
+            </w:tcBorders>
+            <w:shd w:fill="F2F7FB" w:val="clear"/>
+            <w:tcMar>
+              <w:top w:w="50" w:type="dxa"/>
+              <w:bottom w:w="50" w:type="dxa"/>
+              <w:left w:w="100" w:type="dxa"/>
+              <w:right w:w="100" w:type="dxa"/>
+            </w:tcMar>
+          </w:tcPr>
+          <w:p>
+            <w:pPr>
+              <w:pStyle w:val="Compact"/>
+              <w:spacing w:before="20" w:after="20" w:line="280" w:lineRule="exact"/>
+              <w:jc w:val="left"/>
+            </w:pPr>
+            <w:r>
+              <w:rPr>
+                <w:rFonts w:ascii="Arial" w:hAnsi="Arial" w:eastAsia="맑은 고딕"/>
+                <w:color w:val="333333"/>
+                <w:sz w:val="18"/>
+              </w:rPr>
+              <w:t xml:space="preserve">당첨 인원 입력 → 랜덤 추출</w:t>
+            </w:r>
+          </w:p>
+        </w:tc>
+        <w:tc>
+          <w:tcPr>
+            <w:tcBorders>
+              <w:top w:val="single" w:sz="4" w:space="0" w:color="BFBFBF"/>
+              <w:bottom w:val="single" w:sz="4" w:space="0" w:color="BFBFBF"/>
+              <w:left w:val="single" w:sz="4" w:space="0" w:color="BFBFBF"/>
+              <w:right w:val="single" w:sz="4" w:space="0" w:color="BFBFBF"/>
+            </w:tcBorders>
+            <w:shd w:fill="F2F7FB" w:val="clear"/>
+            <w:tcMar>
+              <w:top w:w="50" w:type="dxa"/>
+              <w:bottom w:w="50" w:type="dxa"/>
+              <w:left w:w="100" w:type="dxa"/>
+              <w:right w:w="100" w:type="dxa"/>
+            </w:tcMar>
+          </w:tcPr>
+          <w:p>
+            <w:pPr>
+              <w:pStyle w:val="Compact"/>
+              <w:spacing w:before="20" w:after="20" w:line="280" w:lineRule="exact"/>
+              <w:jc w:val="left"/>
+            </w:pPr>
+            <w:r>
+              <w:rPr>
+                <w:rFonts w:ascii="Arial" w:hAnsi="Arial" w:eastAsia="맑은 고딕"/>
+                <w:color w:val="333333"/>
+                <w:sz w:val="18"/>
+              </w:rPr>
+              <w:t xml:space="preserve">중복 당첨 방지</w:t>
+            </w:r>
+          </w:p>
+        </w:tc>
+      </w:tr>
+      <w:tr>
+        <w:trPr/>
+        <w:tc>
+          <w:tcPr>
+            <w:tcBorders>
+              <w:top w:val="single" w:sz="4" w:space="0" w:color="BFBFBF"/>
+              <w:bottom w:val="single" w:sz="4" w:space="0" w:color="BFBFBF"/>
+              <w:left w:val="single" w:sz="4" w:space="0" w:color="BFBFBF"/>
+              <w:right w:val="single" w:sz="4" w:space="0" w:color="BFBFBF"/>
+            </w:tcBorders>
+            <w:tcMar>
+              <w:top w:w="50" w:type="dxa"/>
+              <w:bottom w:w="50" w:type="dxa"/>
+              <w:left w:w="100" w:type="dxa"/>
+              <w:right w:w="100" w:type="dxa"/>
+            </w:tcMar>
+          </w:tcPr>
+          <w:p>
+            <w:pPr>
+              <w:pStyle w:val="Compact"/>
+              <w:spacing w:before="20" w:after="20" w:line="280" w:lineRule="exact"/>
+              <w:jc w:val="left"/>
+            </w:pPr>
+            <w:r>
+              <w:rPr>
+                <w:rFonts w:ascii="Arial" w:hAnsi="Arial" w:eastAsia="맑은 고딕"/>
+                <w:color w:val="333333"/>
+                <w:sz w:val="18"/>
+              </w:rPr>
+              <w:t xml:space="preserve">3</w:t>
+            </w:r>
+          </w:p>
+        </w:tc>
+        <w:tc>
+          <w:tcPr>
+            <w:tcBorders>
+              <w:top w:val="single" w:sz="4" w:space="0" w:color="BFBFBF"/>
+              <w:bottom w:val="single" w:sz="4" w:space="0" w:color="BFBFBF"/>
+              <w:left w:val="single" w:sz="4" w:space="0" w:color="BFBFBF"/>
+              <w:right w:val="single" w:sz="4" w:space="0" w:color="BFBFBF"/>
+            </w:tcBorders>
+            <w:tcMar>
+              <w:top w:w="50" w:type="dxa"/>
+              <w:bottom w:w="50" w:type="dxa"/>
+              <w:left w:w="100" w:type="dxa"/>
+              <w:right w:w="100" w:type="dxa"/>
+            </w:tcMar>
+          </w:tcPr>
+          <w:p>
+            <w:pPr>
+              <w:pStyle w:val="Compact"/>
+              <w:spacing w:before="20" w:after="20" w:line="280" w:lineRule="exact"/>
+              <w:jc w:val="left"/>
+            </w:pPr>
+            <w:r>
+              <w:rPr>
+                <w:rFonts w:ascii="Arial" w:hAnsi="Arial" w:eastAsia="맑은 고딕"/>
+                <w:color w:val="333333"/>
+                <w:sz w:val="18"/>
+              </w:rPr>
+              <w:t xml:space="preserve">당첨자 확인 후 [확정]</w:t>
+            </w:r>
+          </w:p>
+        </w:tc>
+        <w:tc>
+          <w:tcPr>
+            <w:tcBorders>
+              <w:top w:val="single" w:sz="4" w:space="0" w:color="BFBFBF"/>
+              <w:bottom w:val="single" w:sz="4" w:space="0" w:color="BFBFBF"/>
+              <w:left w:val="single" w:sz="4" w:space="0" w:color="BFBFBF"/>
+              <w:right w:val="single" w:sz="4" w:space="0" w:color="BFBFBF"/>
+            </w:tcBorders>
+            <w:tcMar>
+              <w:top w:w="50" w:type="dxa"/>
+              <w:bottom w:w="50" w:type="dxa"/>
+              <w:left w:w="100" w:type="dxa"/>
+              <w:right w:w="100" w:type="dxa"/>
+            </w:tcMar>
+          </w:tcPr>
+          <w:p>
+            <w:pPr>
+              <w:pStyle w:val="Compact"/>
+              <w:spacing w:before="20" w:after="20" w:line="280" w:lineRule="exact"/>
+              <w:jc w:val="left"/>
+            </w:pPr>
+            <w:r>
+              <w:rPr>
+                <w:rFonts w:ascii="Arial" w:hAnsi="Arial" w:eastAsia="맑은 고딕"/>
+                <w:color w:val="333333"/>
+                <w:sz w:val="18"/>
+              </w:rPr>
+              <w:t xml:space="preserve">당첨자 상태 갱신 + 알림 발송</w:t>
+            </w:r>
+          </w:p>
+        </w:tc>
+        <w:tc>
+          <w:tcPr>
+            <w:tcBorders>
+              <w:top w:val="single" w:sz="4" w:space="0" w:color="BFBFBF"/>
+              <w:bottom w:val="single" w:sz="4" w:space="0" w:color="BFBFBF"/>
+              <w:left w:val="single" w:sz="4" w:space="0" w:color="BFBFBF"/>
+              <w:right w:val="single" w:sz="4" w:space="0" w:color="BFBFBF"/>
+            </w:tcBorders>
+            <w:tcMar>
+              <w:top w:w="50" w:type="dxa"/>
+              <w:bottom w:w="50" w:type="dxa"/>
+              <w:left w:w="100" w:type="dxa"/>
+              <w:right w:w="100" w:type="dxa"/>
+            </w:tcMar>
+          </w:tcPr>
+          <w:p>
+            <w:pPr>
+              <w:pStyle w:val="Compact"/>
+              <w:spacing w:before="20" w:after="20" w:line="280" w:lineRule="exact"/>
+              <w:jc w:val="left"/>
+            </w:pPr>
+            <w:r>
+              <w:rPr>
+                <w:rFonts w:ascii="Arial" w:hAnsi="Arial" w:eastAsia="맑은 고딕"/>
+                <w:color w:val="333333"/>
+                <w:sz w:val="18"/>
+              </w:rPr>
+              <w:t xml:space="preserve">푸시/SMS 연동</w:t>
+            </w:r>
+          </w:p>
+        </w:tc>
+      </w:tr>
+    </w:tbl>
+    <w:p>
+      <w:r>
+        <w:pict>
+          <v:rect style="width:0;height:1.5pt" o:hralign="center" o:hrstd="t" o:hr="t"/>
+        </w:pict>
+      </w:r>
+    </w:p>
+    <w:p>
+      <w:pPr>
+        <w:pStyle w:val="Heading2"/>
+      </w:pPr>
+      <w:bookmarkStart w:id="29" w:name="개발자용-정책-설명"/>
+      <w:r>
+        <w:t xml:space="preserve">4. 개발자용 정책 설명</w:t>
+      </w:r>
+      <w:bookmarkEnd w:id="29"/>
+    </w:p>
+    <w:p>
+      <w:pPr>
+        <w:pStyle w:val="Heading3"/>
+      </w:pPr>
+      <w:bookmarkStart w:id="30" w:name="이벤트-참여-제한-정책"/>
+      <w:r>
+        <w:t xml:space="preserve">4.1. 이벤트 참여 제한 정책</w:t>
+      </w:r>
+      <w:bookmarkEnd w:id="30"/>
+    </w:p>
+    <w:p>
+      <w:pPr>
+        <w:pStyle w:val="SourceCode"/>
+      </w:pPr>
+      <w:r>
+        <w:rPr>
+          <w:rStyle w:val="VerbatimChar"/>
+        </w:rPr>
+        <w:t xml:space="preserve">1인 참여 횟수: maxParticipationPerUser 설정 (null=무제한)</w:t>
+      </w:r>
+      <w:r>
+        <w:br/>
+      </w:r>
+      <w:r>
+        <w:rPr>
+          <w:rStyle w:val="VerbatimChar"/>
+        </w:rPr>
+        <w:t xml:space="preserve">동일인 중복 참여: memberId 기준 카운트 검증</w:t>
+      </w:r>
+      <w:r>
+        <w:br/>
+      </w:r>
+      <w:r>
+        <w:rPr>
+          <w:rStyle w:val="VerbatimChar"/>
+        </w:rPr>
+        <w:t xml:space="preserve">참여 가능 기간: startDate ~ endDate 범위 내에서만 폼 제출 허용</w:t>
+      </w:r>
+      <w:r>
+        <w:br/>
+      </w:r>
+      <w:r>
+        <w:rPr>
+          <w:rStyle w:val="VerbatimChar"/>
+        </w:rPr>
+        <w:t xml:space="preserve">기간 외 접근: "이벤트가 종료되었습니다" 안내 표시</w:t>
+      </w:r>
+    </w:p>
+    <w:p>
+      <w:pPr>
+        <w:pStyle w:val="Heading3"/>
+      </w:pPr>
+      <w:bookmarkStart w:id="31" w:name="당첨자-추출-정책"/>
+      <w:r>
+        <w:t xml:space="preserve">4.2. 당첨자 추출 정책</w:t>
+      </w:r>
+      <w:bookmarkEnd w:id="31"/>
+    </w:p>
+    <w:p>
+      <w:pPr>
+        <w:pStyle w:val="SourceCode"/>
+      </w:pPr>
+      <w:r>
+        <w:rPr>
+          <w:rStyle w:val="VerbatimChar"/>
+        </w:rPr>
+        <w:t xml:space="preserve">추출 방식: 서버 랜덤 (Math.random이 아닌 crypto.randomInt 사용)</w:t>
+      </w:r>
+      <w:r>
+        <w:br/>
+      </w:r>
+      <w:r>
+        <w:rPr>
+          <w:rStyle w:val="VerbatimChar"/>
+        </w:rPr>
+        <w:t xml:space="preserve">중복 당첨: 동일 이벤트 내 중복 당첨 불가</w:t>
+      </w:r>
+      <w:r>
+        <w:br/>
+      </w:r>
+      <w:r>
+        <w:rPr>
+          <w:rStyle w:val="VerbatimChar"/>
+        </w:rPr>
+        <w:t xml:space="preserve">당첨 확정 후: 변경 불가 (append-only)</w:t>
       </w:r>
     </w:p>
     <w:sectPr/>
